--- a/certificates/semester - Temp - Ar - D - SBS - اديان عبدالامير فخري احمد.docx
+++ b/certificates/semester - Temp - Ar - D - SBS - اديان عبدالامير فخري احمد.docx
@@ -158,7 +158,7 @@
           <w:rtl/>
           <w:lang w:bidi="ar-IQ"/>
         </w:rPr>
-        <w:t xml:space="preserve">إلى من يهمه الأمر</w:t>
+        <w:t xml:space="preserve">من يهمه الأمر</w:t>
       </w:r>
     </w:p>
     <w:tbl>
@@ -852,6 +852,42 @@
         </w:trPr>
         <w:tc>
           <w:tcPr>
+            <w:tcW w:w="5000" w:type="pct"/>
+            <w:gridSpan w:val="6"/>
+          </w:tcPr>
+          <w:p>
+            <w:pPr>
+              <w:keepNext/>
+              <w:keepLines/>
+              <w:spacing w:after="0"/>
+              <w:jc w:val="center"/>
+              <w:rPr>
+                <w:rFonts w:asciiTheme="majorBidi" w:hAnsiTheme="majorBidi" w:cstheme="majorBidi"/>
+                <w:sz w:val="18"/>
+                <w:szCs w:val="18"/>
+                <w:rtl/>
+                <w:lang w:bidi="ar-IQ"/>
+              </w:rPr>
+            </w:pPr>
+            <w:r>
+              <w:rPr>
+                <w:rFonts w:asciiTheme="majorBidi" w:hAnsiTheme="majorBidi" w:cstheme="majorBidi"/>
+                <w:sz w:val="18"/>
+                <w:szCs w:val="18"/>
+                <w:rtl/>
+                <w:lang w:bidi="ar-IQ"/>
+              </w:rPr>
+              <w:t xml:space="preserve">٢٠١٦-٢٠١٧</w:t>
+            </w:r>
+          </w:p>
+        </w:tc>
+      </w:tr>
+      <w:tr>
+        <w:trPr>
+          <w:cantSplit/>
+        </w:trPr>
+        <w:tc>
+          <w:tcPr>
             <w:tcW w:w="2505" w:type="pct"/>
             <w:gridSpan w:val="3"/>
           </w:tcPr>
@@ -875,7 +911,7 @@
                 <w:rtl/>
                 <w:lang w:bidi="ar-IQ"/>
               </w:rPr>
-              <w:t xml:space="preserve">المرحلة ١ - ٢٠١٦-٢٠١٧</w:t>
+              <w:t xml:space="preserve">الفصل 1</w:t>
             </w:r>
           </w:p>
         </w:tc>
@@ -903,7 +939,7 @@
                 <w:rtl/>
                 <w:lang w:bidi="ar-IQ"/>
               </w:rPr>
-              <w:t xml:space="preserve">المرحلة ٢ - ٢٠١٦-٢٠١٧</w:t>
+              <w:t xml:space="preserve">الفصل 2</w:t>
             </w:r>
           </w:p>
         </w:tc>
@@ -2860,6 +2896,42 @@
         </w:trPr>
         <w:tc>
           <w:tcPr>
+            <w:tcW w:w="5000" w:type="pct"/>
+            <w:gridSpan w:val="6"/>
+          </w:tcPr>
+          <w:p>
+            <w:pPr>
+              <w:keepNext/>
+              <w:keepLines/>
+              <w:spacing w:after="0"/>
+              <w:jc w:val="center"/>
+              <w:rPr>
+                <w:rFonts w:asciiTheme="majorBidi" w:hAnsiTheme="majorBidi" w:cstheme="majorBidi"/>
+                <w:sz w:val="18"/>
+                <w:szCs w:val="18"/>
+                <w:rtl/>
+                <w:lang w:bidi="ar-IQ"/>
+              </w:rPr>
+            </w:pPr>
+            <w:r>
+              <w:rPr>
+                <w:rFonts w:asciiTheme="majorBidi" w:hAnsiTheme="majorBidi" w:cstheme="majorBidi"/>
+                <w:sz w:val="18"/>
+                <w:szCs w:val="18"/>
+                <w:rtl/>
+                <w:lang w:bidi="ar-IQ"/>
+              </w:rPr>
+              <w:t xml:space="preserve">٢٠١٧-٢٠١٨</w:t>
+            </w:r>
+          </w:p>
+        </w:tc>
+      </w:tr>
+      <w:tr>
+        <w:trPr>
+          <w:cantSplit/>
+        </w:trPr>
+        <w:tc>
+          <w:tcPr>
             <w:tcW w:w="2505" w:type="pct"/>
             <w:gridSpan w:val="3"/>
           </w:tcPr>
@@ -2883,7 +2955,7 @@
                 <w:rtl/>
                 <w:lang w:bidi="ar-IQ"/>
               </w:rPr>
-              <w:t xml:space="preserve">المرحلة ٣ - ٢٠١٧-٢٠١٨</w:t>
+              <w:t xml:space="preserve">الفصل 1</w:t>
             </w:r>
           </w:p>
         </w:tc>
@@ -2911,7 +2983,7 @@
                 <w:rtl/>
                 <w:lang w:bidi="ar-IQ"/>
               </w:rPr>
-              <w:t xml:space="preserve">المرحلة ٤ - ٢٠١٧-٢٠١٨</w:t>
+              <w:t xml:space="preserve">الفصل 2</w:t>
             </w:r>
           </w:p>
         </w:tc>
@@ -4352,6 +4424,42 @@
         </w:trPr>
         <w:tc>
           <w:tcPr>
+            <w:tcW w:w="5000" w:type="pct"/>
+            <w:gridSpan w:val="6"/>
+          </w:tcPr>
+          <w:p>
+            <w:pPr>
+              <w:keepNext/>
+              <w:keepLines/>
+              <w:spacing w:after="0"/>
+              <w:jc w:val="center"/>
+              <w:rPr>
+                <w:rFonts w:asciiTheme="majorBidi" w:hAnsiTheme="majorBidi" w:cstheme="majorBidi"/>
+                <w:sz w:val="18"/>
+                <w:szCs w:val="18"/>
+                <w:rtl/>
+                <w:lang w:bidi="ar-IQ"/>
+              </w:rPr>
+            </w:pPr>
+            <w:r>
+              <w:rPr>
+                <w:rFonts w:asciiTheme="majorBidi" w:hAnsiTheme="majorBidi" w:cstheme="majorBidi"/>
+                <w:sz w:val="18"/>
+                <w:szCs w:val="18"/>
+                <w:rtl/>
+                <w:lang w:bidi="ar-IQ"/>
+              </w:rPr>
+              <w:t xml:space="preserve">٢٠١٨-٢٠١٩</w:t>
+            </w:r>
+          </w:p>
+        </w:tc>
+      </w:tr>
+      <w:tr>
+        <w:trPr>
+          <w:cantSplit/>
+        </w:trPr>
+        <w:tc>
+          <w:tcPr>
             <w:tcW w:w="2505" w:type="pct"/>
             <w:gridSpan w:val="3"/>
           </w:tcPr>
@@ -4375,7 +4483,7 @@
                 <w:rtl/>
                 <w:lang w:bidi="ar-IQ"/>
               </w:rPr>
-              <w:t xml:space="preserve">المرحلة ٥ - ٢٠١٨-٢٠١٩</w:t>
+              <w:t xml:space="preserve">الفصل 1</w:t>
             </w:r>
           </w:p>
         </w:tc>
@@ -4403,7 +4511,7 @@
                 <w:rtl/>
                 <w:lang w:bidi="ar-IQ"/>
               </w:rPr>
-              <w:t xml:space="preserve">المرحلة ٦ - ٢٠١٨-٢٠١٩</w:t>
+              <w:t xml:space="preserve">الفصل 2</w:t>
             </w:r>
           </w:p>
         </w:tc>
@@ -6704,6 +6812,42 @@
         </w:trPr>
         <w:tc>
           <w:tcPr>
+            <w:tcW w:w="5000" w:type="pct"/>
+            <w:gridSpan w:val="6"/>
+          </w:tcPr>
+          <w:p>
+            <w:pPr>
+              <w:keepNext/>
+              <w:keepLines/>
+              <w:spacing w:after="0"/>
+              <w:jc w:val="center"/>
+              <w:rPr>
+                <w:rFonts w:asciiTheme="majorBidi" w:hAnsiTheme="majorBidi" w:cstheme="majorBidi"/>
+                <w:sz w:val="18"/>
+                <w:szCs w:val="18"/>
+                <w:rtl/>
+                <w:lang w:bidi="ar-IQ"/>
+              </w:rPr>
+            </w:pPr>
+            <w:r>
+              <w:rPr>
+                <w:rFonts w:asciiTheme="majorBidi" w:hAnsiTheme="majorBidi" w:cstheme="majorBidi"/>
+                <w:sz w:val="18"/>
+                <w:szCs w:val="18"/>
+                <w:rtl/>
+                <w:lang w:bidi="ar-IQ"/>
+              </w:rPr>
+              <w:t xml:space="preserve">٢٠١٩-٢٠٢٠</w:t>
+            </w:r>
+          </w:p>
+        </w:tc>
+      </w:tr>
+      <w:tr>
+        <w:trPr>
+          <w:cantSplit/>
+        </w:trPr>
+        <w:tc>
+          <w:tcPr>
             <w:tcW w:w="2505" w:type="pct"/>
             <w:gridSpan w:val="3"/>
           </w:tcPr>
@@ -6727,7 +6871,7 @@
                 <w:rtl/>
                 <w:lang w:bidi="ar-IQ"/>
               </w:rPr>
-              <w:t xml:space="preserve">المرحلة ٧ - ٢٠١٩-٢٠٢٠</w:t>
+              <w:t xml:space="preserve">الفصل 1</w:t>
             </w:r>
           </w:p>
         </w:tc>

--- a/certificates/semester - Temp - Ar - D - SBS - اديان عبدالامير فخري احمد.docx
+++ b/certificates/semester - Temp - Ar - D - SBS - اديان عبدالامير فخري احمد.docx
@@ -8677,7 +8677,7 @@
           <w:rtl/>
           <w:lang w:bidi="ar-IQ"/>
         </w:rPr>
-        <w:t xml:space="preserve">البرمجة 1, البرمجة 2, المعالجات المايكروية, نظرية الاحتمالات و الإحصاء, البرمجة المرئية, الذكاء الاصطناعي, بحوث العمليات</w:t>
+        <w:t xml:space="preserve">البرمجة 1، البرمجة 2، المعالجات المايكروية، نظرية الاحتمالات و الإحصاء، البرمجة المرئية، الذكاء الاصطناعي، بحوث العمليات</w:t>
       </w:r>
       <w:r>
         <w:rPr>

--- a/certificates/semester - Temp - Ar - D - SBS - اديان عبدالامير فخري احمد.docx
+++ b/certificates/semester - Temp - Ar - D - SBS - اديان عبدالامير فخري احمد.docx
@@ -1,6 +1,6 @@
 
 <file path=word/document.xml><?xml version="1.0" encoding="utf-8"?>
-<w:document xmlns:wpc="http://schemas.microsoft.com/office/word/2010/wordprocessingCanvas" xmlns:cx="http://schemas.microsoft.com/office/drawing/2014/chartex" xmlns:cx1="http://schemas.microsoft.com/office/drawing/2015/9/8/chartex" xmlns:cx2="http://schemas.microsoft.com/office/drawing/2015/10/21/chartex" xmlns:cx3="http://schemas.microsoft.com/office/drawing/2016/5/9/chartex" xmlns:cx4="http://schemas.microsoft.com/office/drawing/2016/5/10/chartex" xmlns:cx5="http://schemas.microsoft.com/office/drawing/2016/5/11/chartex" xmlns:cx6="http://schemas.microsoft.com/office/drawing/2016/5/12/chartex" xmlns:cx7="http://schemas.microsoft.com/office/drawing/2016/5/13/chartex" xmlns:cx8="http://schemas.microsoft.com/office/drawing/2016/5/14/chartex" xmlns:mc="http://schemas.openxmlformats.org/markup-compatibility/2006" xmlns:aink="http://schemas.microsoft.com/office/drawing/2016/ink" xmlns:am3d="http://schemas.microsoft.com/office/drawing/2017/model3d" xmlns:o="urn:schemas-microsoft-com:office:office" xmlns:oel="http://schemas.microsoft.com/office/2019/extlst" xmlns:r="http://schemas.openxmlformats.org/officeDocument/2006/relationships" xmlns:m="http://schemas.openxmlformats.org/officeDocument/2006/math" xmlns:v="urn:schemas-microsoft-com:vml" xmlns:wp14="http://schemas.microsoft.com/office/word/2010/wordprocessingDrawing" xmlns:wp="http://schemas.openxmlformats.org/drawingml/2006/wordprocessingDrawing" xmlns:w10="urn:schemas-microsoft-com:office:word" xmlns:w="http://schemas.openxmlformats.org/wordprocessingml/2006/main" xmlns:w14="http://schemas.microsoft.com/office/word/2010/wordml" xmlns:w15="http://schemas.microsoft.com/office/word/2012/wordml" xmlns:w16cex="http://schemas.microsoft.com/office/word/2018/wordml/cex" xmlns:w16cid="http://schemas.microsoft.com/office/word/2016/wordml/cid" xmlns:w16="http://schemas.microsoft.com/office/word/2018/wordml" xmlns:w16du="http://schemas.microsoft.com/office/word/2023/wordml/word16du" xmlns:w16sdtdh="http://schemas.microsoft.com/office/word/2020/wordml/sdtdatahash" xmlns:w16sdtfl="http://schemas.microsoft.com/office/word/2024/wordml/sdtformatlock" xmlns:w16se="http://schemas.microsoft.com/office/word/2015/wordml/symex" xmlns:wpg="http://schemas.microsoft.com/office/word/2010/wordprocessingGroup" xmlns:wpi="http://schemas.microsoft.com/office/word/2010/wordprocessingInk" xmlns:wne="http://schemas.microsoft.com/office/word/2006/wordml" xmlns:wps="http://schemas.microsoft.com/office/word/2010/wordprocessingShape" mc:Ignorable="w14 w15 w16se w16cid w16 w16cex w16sdtdh w16sdtfl w16du wp14">
+<w:document xmlns:wpc="http://schemas.microsoft.com/office/word/2010/wordprocessingCanvas" xmlns:cx="http://schemas.microsoft.com/office/drawing/2014/chartex" xmlns:cx1="http://schemas.microsoft.com/office/drawing/2015/9/8/chartex" xmlns:cx2="http://schemas.microsoft.com/office/drawing/2015/10/21/chartex" xmlns:cx3="http://schemas.microsoft.com/office/drawing/2016/5/9/chartex" xmlns:cx4="http://schemas.microsoft.com/office/drawing/2016/5/10/chartex" xmlns:cx5="http://schemas.microsoft.com/office/drawing/2016/5/11/chartex" xmlns:cx6="http://schemas.microsoft.com/office/drawing/2016/5/12/chartex" xmlns:cx7="http://schemas.microsoft.com/office/drawing/2016/5/13/chartex" xmlns:cx8="http://schemas.microsoft.com/office/drawing/2016/5/14/chartex" xmlns:mc="http://schemas.openxmlformats.org/markup-compatibility/2006" xmlns:aink="http://schemas.microsoft.com/office/drawing/2016/ink" xmlns:am3d="http://schemas.microsoft.com/office/drawing/2017/model3d" xmlns:o="urn:schemas-microsoft-com:office:office" xmlns:oel="http://schemas.microsoft.com/office/2019/extlst" xmlns:r="http://schemas.openxmlformats.org/officeDocument/2006/relationships" xmlns:m="http://schemas.openxmlformats.org/officeDocument/2006/math" xmlns:v="urn:schemas-microsoft-com:vml" xmlns:wp14="http://schemas.microsoft.com/office/word/2010/wordprocessingDrawing" xmlns:wp="http://schemas.openxmlformats.org/drawingml/2006/wordprocessingDrawing" xmlns:w10="urn:schemas-microsoft-com:office:word" xmlns:w="http://schemas.openxmlformats.org/wordprocessingml/2006/main" xmlns:w14="http://schemas.microsoft.com/office/word/2010/wordml" xmlns:w15="http://schemas.microsoft.com/office/word/2012/wordml" xmlns:w16cei="http://schemas.microsoft.com/office/word/2026/wordml/cei" xmlns:w16cex="http://schemas.microsoft.com/office/word/2018/wordml/cex" xmlns:w16cid="http://schemas.microsoft.com/office/word/2016/wordml/cid" xmlns:w16="http://schemas.microsoft.com/office/word/2018/wordml" xmlns:w16du="http://schemas.microsoft.com/office/word/2023/wordml/word16du" xmlns:w16sdtdh="http://schemas.microsoft.com/office/word/2020/wordml/sdtdatahash" xmlns:w16sdtfl="http://schemas.microsoft.com/office/word/2024/wordml/sdtformatlock" xmlns:w16se="http://schemas.microsoft.com/office/word/2015/wordml/symex" xmlns:wpg="http://schemas.microsoft.com/office/word/2010/wordprocessingGroup" xmlns:wpi="http://schemas.microsoft.com/office/word/2010/wordprocessingInk" xmlns:wne="http://schemas.microsoft.com/office/word/2006/wordml" xmlns:wps="http://schemas.microsoft.com/office/word/2010/wordprocessingShape" mc:Ignorable="w14 w15 w16se w16cid w16 w16cex w16sdtdh w16sdtfl w16du wp14">
   <w:body>
     <w:p>
       <w:pPr>
@@ -289,7 +289,7 @@
                 <w:szCs w:val="24"/>
                 <w:lang w:bidi="ar-IQ"/>
               </w:rPr>
-              <w:t xml:space="preserve">1999-11-11 -البصرة</w:t>
+              <w:t xml:space="preserve"> -البصرة</w:t>
             </w:r>
           </w:p>
         </w:tc>
@@ -566,7 +566,7 @@
                 <w:rtl/>
                 <w:lang w:bidi="ar-IQ"/>
               </w:rPr>
-              <w:t xml:space="preserve">first</w:t>
+              <w:t xml:space="preserve"/>
             </w:r>
           </w:p>
         </w:tc>
@@ -604,7 +604,7 @@
                 <w:rtl/>
                 <w:lang w:bidi="ar-IQ"/>
               </w:rPr>
-              <w:t xml:space="preserve">66.896</w:t>
+              <w:t xml:space="preserve">66.89600372314453</w:t>
             </w:r>
           </w:p>
         </w:tc>
@@ -679,7 +679,7 @@
                 <w:rtl/>
                 <w:lang w:bidi="ar-IQ"/>
               </w:rPr>
-              <w:t xml:space="preserve">64</w:t>
+              <w:t xml:space="preserve">46</w:t>
             </w:r>
           </w:p>
         </w:tc>
@@ -716,7 +716,7 @@
                 <w:rtl/>
                 <w:lang w:bidi="ar-IQ"/>
               </w:rPr>
-              <w:t xml:space="preserve"> 89</w:t>
+              <w:t xml:space="preserve"> 58</w:t>
             </w:r>
           </w:p>
         </w:tc>
@@ -915,7 +915,7 @@
                 <w:rtl/>
                 <w:lang w:bidi="ar-IQ"/>
               </w:rPr>
-              <w:t xml:space="preserve">2016 (1)</w:t>
+              <w:t xml:space="preserve">العام الدراسي 2016</w:t>
             </w:r>
           </w:p>
         </w:tc>
@@ -943,7 +943,7 @@
                 <w:rtl/>
                 <w:lang w:bidi="ar-IQ"/>
               </w:rPr>
-              <w:t xml:space="preserve">2018</w:t>
+              <w:t xml:space="preserve">العام الدراسي 2018</w:t>
             </w:r>
           </w:p>
         </w:tc>
@@ -1278,7 +1278,7 @@
                 <w:rtl/>
                 <w:lang w:bidi="ar-IQ"/>
               </w:rPr>
-              <w:t xml:space="preserve">50 (2)</w:t>
+              <w:t xml:space="preserve">50</w:t>
             </w:r>
           </w:p>
         </w:tc>
@@ -1366,7 +1366,7 @@
                 <w:rtl/>
                 <w:lang w:bidi="ar-IQ"/>
               </w:rPr>
-              <w:t xml:space="preserve">50 (2)</w:t>
+              <w:t xml:space="preserve">50</w:t>
             </w:r>
           </w:p>
         </w:tc>
@@ -2275,7 +2275,7 @@
                 <w:rtl/>
                 <w:lang w:bidi="ar-IQ"/>
               </w:rPr>
-              <w:t xml:space="preserve">2016 (2)</w:t>
+              <w:t xml:space="preserve">العام الدراسي 2016</w:t>
             </w:r>
           </w:p>
         </w:tc>
@@ -2303,7 +2303,7 @@
                 <w:rtl/>
                 <w:lang w:bidi="ar-IQ"/>
               </w:rPr>
-              <w:t xml:space="preserve">2018</w:t>
+              <w:t xml:space="preserve">العام الدراسي 2018</w:t>
             </w:r>
           </w:p>
         </w:tc>
@@ -2726,7 +2726,7 @@
                 <w:rtl/>
                 <w:lang w:bidi="ar-IQ"/>
               </w:rPr>
-              <w:t xml:space="preserve">52 (2)</w:t>
+              <w:t xml:space="preserve">52</w:t>
             </w:r>
           </w:p>
         </w:tc>
@@ -3635,7 +3635,7 @@
                 <w:rtl/>
                 <w:lang w:bidi="ar-IQ"/>
               </w:rPr>
-              <w:t xml:space="preserve">2017 (3)</w:t>
+              <w:t xml:space="preserve">العام الدراسي 2017</w:t>
             </w:r>
           </w:p>
         </w:tc>
@@ -3663,7 +3663,7 @@
                 <w:rtl/>
                 <w:lang w:bidi="ar-IQ"/>
               </w:rPr>
-              <w:t xml:space="preserve">2018</w:t>
+              <w:t xml:space="preserve">العام الدراسي 2018</w:t>
             </w:r>
           </w:p>
         </w:tc>
@@ -4258,7 +4258,7 @@
                 <w:rtl/>
                 <w:lang w:bidi="ar-IQ"/>
               </w:rPr>
-              <w:t xml:space="preserve">50 (2)</w:t>
+              <w:t xml:space="preserve">50</w:t>
             </w:r>
           </w:p>
         </w:tc>
@@ -4342,7 +4342,7 @@
                 <w:rtl/>
                 <w:lang w:bidi="ar-IQ"/>
               </w:rPr>
-              <w:t xml:space="preserve">50 (2)</w:t>
+              <w:t xml:space="preserve">50</w:t>
             </w:r>
           </w:p>
         </w:tc>
@@ -4602,7 +4602,7 @@
                 <w:rtl/>
                 <w:lang w:bidi="ar-IQ"/>
               </w:rPr>
-              <w:t xml:space="preserve">53 (2)</w:t>
+              <w:t xml:space="preserve">53</w:t>
             </w:r>
           </w:p>
         </w:tc>
@@ -4995,7 +4995,7 @@
                 <w:rtl/>
                 <w:lang w:bidi="ar-IQ"/>
               </w:rPr>
-              <w:t xml:space="preserve">2017 (4)</w:t>
+              <w:t xml:space="preserve">العام الدراسي 2017</w:t>
             </w:r>
           </w:p>
         </w:tc>
@@ -5023,7 +5023,7 @@
                 <w:rtl/>
                 <w:lang w:bidi="ar-IQ"/>
               </w:rPr>
-              <w:t xml:space="preserve">2019</w:t>
+              <w:t xml:space="preserve">العام الدراسي 2019</w:t>
             </w:r>
           </w:p>
         </w:tc>
@@ -5446,7 +5446,7 @@
                 <w:rtl/>
                 <w:lang w:bidi="ar-IQ"/>
               </w:rPr>
-              <w:t xml:space="preserve">50 (2)</w:t>
+              <w:t xml:space="preserve">50</w:t>
             </w:r>
           </w:p>
         </w:tc>
@@ -6527,7 +6527,7 @@
                 <w:rtl/>
                 <w:lang w:bidi="ar-IQ"/>
               </w:rPr>
-              <w:t xml:space="preserve">2018 (5)</w:t>
+              <w:t xml:space="preserve">العام الدراسي 2018</w:t>
             </w:r>
           </w:p>
         </w:tc>
@@ -6555,7 +6555,7 @@
                 <w:rtl/>
                 <w:lang w:bidi="ar-IQ"/>
               </w:rPr>
-              <w:t xml:space="preserve">2019</w:t>
+              <w:t xml:space="preserve">العام الدراسي 2019</w:t>
             </w:r>
           </w:p>
         </w:tc>
@@ -7805,18 +7805,6 @@
         </w:rPr>
         <w:t xml:space="preserve"/>
       </w:r>
-    </w:p>
-    <w:p>
-      <w:pPr>
-        <w:spacing w:line="240" w:lineRule="auto"/>
-        <w:rPr>
-          <w:rFonts w:asciiTheme="majorBidi" w:hAnsiTheme="majorBidi" w:cstheme="majorBidi"/>
-          <w:sz w:val="20"/>
-          <w:szCs w:val="20"/>
-          <w:rtl/>
-          <w:lang w:bidi="ar-IQ"/>
-        </w:rPr>
-      </w:pPr>
     </w:p>
     <w:p>
       <w:pPr>
@@ -7878,7 +7866,7 @@
                 <w:bCs/>
                 <w:lang w:bidi="ar-IQ"/>
               </w:rPr>
-              <w:t xml:space="preserve"> صادق ابراهيم</w:t>
+              <w:t xml:space="preserve">الأستاذ الدكتور هشام كاظم هاشم</w:t>
             </w:r>
           </w:p>
           <w:p>
@@ -7896,7 +7884,7 @@
                 <w:rtl/>
                 <w:lang w:bidi="ar-IQ"/>
               </w:rPr>
-              <w:t xml:space="preserve"/>
+              <w:t xml:space="preserve">العميد</w:t>
             </w:r>
           </w:p>
         </w:tc>
@@ -7942,7 +7930,7 @@
                 <w:bCs/>
                 <w:lang w:bidi="ar-IQ"/>
               </w:rPr>
-              <w:t xml:space="preserve">المبرمج مدير النظام</w:t>
+              <w:t xml:space="preserve">الأستاذ المساعد حيدر خزعل محبس</w:t>
             </w:r>
           </w:p>
           <w:p>
@@ -7959,7 +7947,7 @@
                 <w:rtl/>
                 <w:lang w:bidi="ar-IQ"/>
               </w:rPr>
-              <w:t xml:space="preserve">إدارة التقنية</w:t>
+              <w:t xml:space="preserve">مساعد رئيس الجامعة للشؤون العلمية</w:t>
             </w:r>
           </w:p>
         </w:tc>
@@ -8046,7 +8034,7 @@
                 <w:bCs/>
                 <w:lang w:bidi="ar-IQ"/>
               </w:rPr>
-              <w:t xml:space="preserve"> علي شوقي</w:t>
+              <w:t xml:space="preserve">المدرس الدكتور مرتجى علي ساري</w:t>
             </w:r>
           </w:p>
           <w:p>
@@ -8064,7 +8052,7 @@
                 <w:rtl/>
                 <w:lang w:bidi="ar-IQ"/>
               </w:rPr>
-              <w:t xml:space="preserve"/>
+              <w:t xml:space="preserve">مدير التسجيل</w:t>
             </w:r>
           </w:p>
         </w:tc>
@@ -8136,7 +8124,7 @@
                 <w:bCs/>
                 <w:lang w:bidi="ar-IQ"/>
               </w:rPr>
-              <w:t xml:space="preserve"> قاسم باسل</w:t>
+              <w:t xml:space="preserve">الأستاذ الدكتور رائدة سالم خضير</w:t>
             </w:r>
           </w:p>
           <w:p>
@@ -8154,7 +8142,7 @@
                 <w:rtl/>
                 <w:lang w:bidi="ar-IQ"/>
               </w:rPr>
-              <w:t xml:space="preserve"/>
+              <w:t xml:space="preserve">معاون العميد للشوون العلمية والدراسات العليا</w:t>
             </w:r>
           </w:p>
         </w:tc>
@@ -8310,7 +8298,7 @@
                 <w:bCs/>
                 <w:lang w:bidi="ar-IQ"/>
               </w:rPr>
-              <w:t xml:space="preserve">None أسراء فاضل عبد</w:t>
+              <w:t xml:space="preserve"> </w:t>
             </w:r>
           </w:p>
           <w:p>
@@ -8327,7 +8315,7 @@
                 <w:rtl/>
                 <w:lang w:bidi="ar-IQ"/>
               </w:rPr>
-              <w:t xml:space="preserve">مسؤول وحدة الوثائق</w:t>
+              <w:t xml:space="preserve"/>
             </w:r>
           </w:p>
         </w:tc>
@@ -8789,7 +8777,7 @@
 </file>
 
 <file path=word/endnotes.xml><?xml version="1.0" encoding="utf-8"?>
-<w:endnotes xmlns:wpc="http://schemas.microsoft.com/office/word/2010/wordprocessingCanvas" xmlns:cx="http://schemas.microsoft.com/office/drawing/2014/chartex" xmlns:cx1="http://schemas.microsoft.com/office/drawing/2015/9/8/chartex" xmlns:cx2="http://schemas.microsoft.com/office/drawing/2015/10/21/chartex" xmlns:cx3="http://schemas.microsoft.com/office/drawing/2016/5/9/chartex" xmlns:cx4="http://schemas.microsoft.com/office/drawing/2016/5/10/chartex" xmlns:cx5="http://schemas.microsoft.com/office/drawing/2016/5/11/chartex" xmlns:cx6="http://schemas.microsoft.com/office/drawing/2016/5/12/chartex" xmlns:cx7="http://schemas.microsoft.com/office/drawing/2016/5/13/chartex" xmlns:cx8="http://schemas.microsoft.com/office/drawing/2016/5/14/chartex" xmlns:mc="http://schemas.openxmlformats.org/markup-compatibility/2006" xmlns:aink="http://schemas.microsoft.com/office/drawing/2016/ink" xmlns:am3d="http://schemas.microsoft.com/office/drawing/2017/model3d" xmlns:o="urn:schemas-microsoft-com:office:office" xmlns:oel="http://schemas.microsoft.com/office/2019/extlst" xmlns:r="http://schemas.openxmlformats.org/officeDocument/2006/relationships" xmlns:m="http://schemas.openxmlformats.org/officeDocument/2006/math" xmlns:v="urn:schemas-microsoft-com:vml" xmlns:wp14="http://schemas.microsoft.com/office/word/2010/wordprocessingDrawing" xmlns:wp="http://schemas.openxmlformats.org/drawingml/2006/wordprocessingDrawing" xmlns:w10="urn:schemas-microsoft-com:office:word" xmlns:w="http://schemas.openxmlformats.org/wordprocessingml/2006/main" xmlns:w14="http://schemas.microsoft.com/office/word/2010/wordml" xmlns:w15="http://schemas.microsoft.com/office/word/2012/wordml" xmlns:w16cex="http://schemas.microsoft.com/office/word/2018/wordml/cex" xmlns:w16cid="http://schemas.microsoft.com/office/word/2016/wordml/cid" xmlns:w16="http://schemas.microsoft.com/office/word/2018/wordml" xmlns:w16du="http://schemas.microsoft.com/office/word/2023/wordml/word16du" xmlns:w16sdtdh="http://schemas.microsoft.com/office/word/2020/wordml/sdtdatahash" xmlns:w16sdtfl="http://schemas.microsoft.com/office/word/2024/wordml/sdtformatlock" xmlns:w16se="http://schemas.microsoft.com/office/word/2015/wordml/symex" xmlns:wpg="http://schemas.microsoft.com/office/word/2010/wordprocessingGroup" xmlns:wpi="http://schemas.microsoft.com/office/word/2010/wordprocessingInk" xmlns:wne="http://schemas.microsoft.com/office/word/2006/wordml" xmlns:wps="http://schemas.microsoft.com/office/word/2010/wordprocessingShape" mc:Ignorable="w14 w15 w16se w16cid w16 w16cex w16sdtdh w16sdtfl w16du wp14">
+<w:endnotes xmlns:wpc="http://schemas.microsoft.com/office/word/2010/wordprocessingCanvas" xmlns:cx="http://schemas.microsoft.com/office/drawing/2014/chartex" xmlns:cx1="http://schemas.microsoft.com/office/drawing/2015/9/8/chartex" xmlns:cx2="http://schemas.microsoft.com/office/drawing/2015/10/21/chartex" xmlns:cx3="http://schemas.microsoft.com/office/drawing/2016/5/9/chartex" xmlns:cx4="http://schemas.microsoft.com/office/drawing/2016/5/10/chartex" xmlns:cx5="http://schemas.microsoft.com/office/drawing/2016/5/11/chartex" xmlns:cx6="http://schemas.microsoft.com/office/drawing/2016/5/12/chartex" xmlns:cx7="http://schemas.microsoft.com/office/drawing/2016/5/13/chartex" xmlns:cx8="http://schemas.microsoft.com/office/drawing/2016/5/14/chartex" xmlns:mc="http://schemas.openxmlformats.org/markup-compatibility/2006" xmlns:aink="http://schemas.microsoft.com/office/drawing/2016/ink" xmlns:am3d="http://schemas.microsoft.com/office/drawing/2017/model3d" xmlns:o="urn:schemas-microsoft-com:office:office" xmlns:oel="http://schemas.microsoft.com/office/2019/extlst" xmlns:r="http://schemas.openxmlformats.org/officeDocument/2006/relationships" xmlns:m="http://schemas.openxmlformats.org/officeDocument/2006/math" xmlns:v="urn:schemas-microsoft-com:vml" xmlns:wp14="http://schemas.microsoft.com/office/word/2010/wordprocessingDrawing" xmlns:wp="http://schemas.openxmlformats.org/drawingml/2006/wordprocessingDrawing" xmlns:w10="urn:schemas-microsoft-com:office:word" xmlns:w="http://schemas.openxmlformats.org/wordprocessingml/2006/main" xmlns:w14="http://schemas.microsoft.com/office/word/2010/wordml" xmlns:w15="http://schemas.microsoft.com/office/word/2012/wordml" xmlns:w16cei="http://schemas.microsoft.com/office/word/2026/wordml/cei" xmlns:w16cex="http://schemas.microsoft.com/office/word/2018/wordml/cex" xmlns:w16cid="http://schemas.microsoft.com/office/word/2016/wordml/cid" xmlns:w16="http://schemas.microsoft.com/office/word/2018/wordml" xmlns:w16du="http://schemas.microsoft.com/office/word/2023/wordml/word16du" xmlns:w16sdtdh="http://schemas.microsoft.com/office/word/2020/wordml/sdtdatahash" xmlns:w16sdtfl="http://schemas.microsoft.com/office/word/2024/wordml/sdtformatlock" xmlns:w16se="http://schemas.microsoft.com/office/word/2015/wordml/symex" xmlns:wpg="http://schemas.microsoft.com/office/word/2010/wordprocessingGroup" xmlns:wpi="http://schemas.microsoft.com/office/word/2010/wordprocessingInk" xmlns:wne="http://schemas.microsoft.com/office/word/2006/wordml" xmlns:wps="http://schemas.microsoft.com/office/word/2010/wordprocessingShape" mc:Ignorable="w14 w15 w16se w16cid w16 w16cex w16sdtdh w16sdtfl w16du wp14">
   <w:endnote w:type="separator" w:id="-1">
     <w:p>
       <w:pPr>
@@ -8814,7 +8802,7 @@
 </file>
 
 <file path=word/footer1.xml><?xml version="1.0" encoding="utf-8"?>
-<w:ftr xmlns:wpc="http://schemas.microsoft.com/office/word/2010/wordprocessingCanvas" xmlns:cx="http://schemas.microsoft.com/office/drawing/2014/chartex" xmlns:cx1="http://schemas.microsoft.com/office/drawing/2015/9/8/chartex" xmlns:cx2="http://schemas.microsoft.com/office/drawing/2015/10/21/chartex" xmlns:cx3="http://schemas.microsoft.com/office/drawing/2016/5/9/chartex" xmlns:cx4="http://schemas.microsoft.com/office/drawing/2016/5/10/chartex" xmlns:cx5="http://schemas.microsoft.com/office/drawing/2016/5/11/chartex" xmlns:cx6="http://schemas.microsoft.com/office/drawing/2016/5/12/chartex" xmlns:cx7="http://schemas.microsoft.com/office/drawing/2016/5/13/chartex" xmlns:cx8="http://schemas.microsoft.com/office/drawing/2016/5/14/chartex" xmlns:mc="http://schemas.openxmlformats.org/markup-compatibility/2006" xmlns:aink="http://schemas.microsoft.com/office/drawing/2016/ink" xmlns:am3d="http://schemas.microsoft.com/office/drawing/2017/model3d" xmlns:o="urn:schemas-microsoft-com:office:office" xmlns:oel="http://schemas.microsoft.com/office/2019/extlst" xmlns:r="http://schemas.openxmlformats.org/officeDocument/2006/relationships" xmlns:m="http://schemas.openxmlformats.org/officeDocument/2006/math" xmlns:v="urn:schemas-microsoft-com:vml" xmlns:wp14="http://schemas.microsoft.com/office/word/2010/wordprocessingDrawing" xmlns:wp="http://schemas.openxmlformats.org/drawingml/2006/wordprocessingDrawing" xmlns:w10="urn:schemas-microsoft-com:office:word" xmlns:w="http://schemas.openxmlformats.org/wordprocessingml/2006/main" xmlns:w14="http://schemas.microsoft.com/office/word/2010/wordml" xmlns:w15="http://schemas.microsoft.com/office/word/2012/wordml" xmlns:w16cex="http://schemas.microsoft.com/office/word/2018/wordml/cex" xmlns:w16cid="http://schemas.microsoft.com/office/word/2016/wordml/cid" xmlns:w16="http://schemas.microsoft.com/office/word/2018/wordml" xmlns:w16du="http://schemas.microsoft.com/office/word/2023/wordml/word16du" xmlns:w16sdtdh="http://schemas.microsoft.com/office/word/2020/wordml/sdtdatahash" xmlns:w16sdtfl="http://schemas.microsoft.com/office/word/2024/wordml/sdtformatlock" xmlns:w16se="http://schemas.microsoft.com/office/word/2015/wordml/symex" xmlns:wpg="http://schemas.microsoft.com/office/word/2010/wordprocessingGroup" xmlns:wpi="http://schemas.microsoft.com/office/word/2010/wordprocessingInk" xmlns:wne="http://schemas.microsoft.com/office/word/2006/wordml" xmlns:wps="http://schemas.microsoft.com/office/word/2010/wordprocessingShape" mc:Ignorable="w14 w15 w16se w16cid w16 w16cex w16sdtdh w16sdtfl w16du wp14">
+<w:ftr xmlns:wpc="http://schemas.microsoft.com/office/word/2010/wordprocessingCanvas" xmlns:cx="http://schemas.microsoft.com/office/drawing/2014/chartex" xmlns:cx1="http://schemas.microsoft.com/office/drawing/2015/9/8/chartex" xmlns:cx2="http://schemas.microsoft.com/office/drawing/2015/10/21/chartex" xmlns:cx3="http://schemas.microsoft.com/office/drawing/2016/5/9/chartex" xmlns:cx4="http://schemas.microsoft.com/office/drawing/2016/5/10/chartex" xmlns:cx5="http://schemas.microsoft.com/office/drawing/2016/5/11/chartex" xmlns:cx6="http://schemas.microsoft.com/office/drawing/2016/5/12/chartex" xmlns:cx7="http://schemas.microsoft.com/office/drawing/2016/5/13/chartex" xmlns:cx8="http://schemas.microsoft.com/office/drawing/2016/5/14/chartex" xmlns:mc="http://schemas.openxmlformats.org/markup-compatibility/2006" xmlns:aink="http://schemas.microsoft.com/office/drawing/2016/ink" xmlns:am3d="http://schemas.microsoft.com/office/drawing/2017/model3d" xmlns:o="urn:schemas-microsoft-com:office:office" xmlns:oel="http://schemas.microsoft.com/office/2019/extlst" xmlns:r="http://schemas.openxmlformats.org/officeDocument/2006/relationships" xmlns:m="http://schemas.openxmlformats.org/officeDocument/2006/math" xmlns:v="urn:schemas-microsoft-com:vml" xmlns:wp14="http://schemas.microsoft.com/office/word/2010/wordprocessingDrawing" xmlns:wp="http://schemas.openxmlformats.org/drawingml/2006/wordprocessingDrawing" xmlns:w10="urn:schemas-microsoft-com:office:word" xmlns:w="http://schemas.openxmlformats.org/wordprocessingml/2006/main" xmlns:w14="http://schemas.microsoft.com/office/word/2010/wordml" xmlns:w15="http://schemas.microsoft.com/office/word/2012/wordml" xmlns:w16cei="http://schemas.microsoft.com/office/word/2026/wordml/cei" xmlns:w16cex="http://schemas.microsoft.com/office/word/2018/wordml/cex" xmlns:w16cid="http://schemas.microsoft.com/office/word/2016/wordml/cid" xmlns:w16="http://schemas.microsoft.com/office/word/2018/wordml" xmlns:w16du="http://schemas.microsoft.com/office/word/2023/wordml/word16du" xmlns:w16sdtdh="http://schemas.microsoft.com/office/word/2020/wordml/sdtdatahash" xmlns:w16sdtfl="http://schemas.microsoft.com/office/word/2024/wordml/sdtformatlock" xmlns:w16se="http://schemas.microsoft.com/office/word/2015/wordml/symex" xmlns:wpg="http://schemas.microsoft.com/office/word/2010/wordprocessingGroup" xmlns:wpi="http://schemas.microsoft.com/office/word/2010/wordprocessingInk" xmlns:wne="http://schemas.microsoft.com/office/word/2006/wordml" xmlns:wps="http://schemas.microsoft.com/office/word/2010/wordprocessingShape" mc:Ignorable="w14 w15 w16se w16cid w16 w16cex w16sdtdh w16sdtfl w16du wp14">
   <w:p>
     <w:pPr>
       <w:pStyle w:val="Footer"/>
@@ -8930,7 +8918,7 @@
         <w:noProof/>
         <w:lang w:bidi="ar-IQ"/>
       </w:rPr>
-      <w:instrText>3</w:instrText>
+      <w:instrText>2</w:instrText>
     </w:r>
     <w:r>
       <w:rPr>
@@ -8959,7 +8947,7 @@
         <w:rtl/>
         <w:lang w:bidi="ar-IQ"/>
       </w:rPr>
-      <w:t>-2</w:t>
+      <w:t>-1</w:t>
     </w:r>
     <w:r>
       <w:rPr>
@@ -9000,7 +8988,7 @@
 </file>
 
 <file path=word/footer2.xml><?xml version="1.0" encoding="utf-8"?>
-<w:ftr xmlns:wpc="http://schemas.microsoft.com/office/word/2010/wordprocessingCanvas" xmlns:cx="http://schemas.microsoft.com/office/drawing/2014/chartex" xmlns:cx1="http://schemas.microsoft.com/office/drawing/2015/9/8/chartex" xmlns:cx2="http://schemas.microsoft.com/office/drawing/2015/10/21/chartex" xmlns:cx3="http://schemas.microsoft.com/office/drawing/2016/5/9/chartex" xmlns:cx4="http://schemas.microsoft.com/office/drawing/2016/5/10/chartex" xmlns:cx5="http://schemas.microsoft.com/office/drawing/2016/5/11/chartex" xmlns:cx6="http://schemas.microsoft.com/office/drawing/2016/5/12/chartex" xmlns:cx7="http://schemas.microsoft.com/office/drawing/2016/5/13/chartex" xmlns:cx8="http://schemas.microsoft.com/office/drawing/2016/5/14/chartex" xmlns:mc="http://schemas.openxmlformats.org/markup-compatibility/2006" xmlns:aink="http://schemas.microsoft.com/office/drawing/2016/ink" xmlns:am3d="http://schemas.microsoft.com/office/drawing/2017/model3d" xmlns:o="urn:schemas-microsoft-com:office:office" xmlns:oel="http://schemas.microsoft.com/office/2019/extlst" xmlns:r="http://schemas.openxmlformats.org/officeDocument/2006/relationships" xmlns:m="http://schemas.openxmlformats.org/officeDocument/2006/math" xmlns:v="urn:schemas-microsoft-com:vml" xmlns:wp14="http://schemas.microsoft.com/office/word/2010/wordprocessingDrawing" xmlns:wp="http://schemas.openxmlformats.org/drawingml/2006/wordprocessingDrawing" xmlns:w10="urn:schemas-microsoft-com:office:word" xmlns:w="http://schemas.openxmlformats.org/wordprocessingml/2006/main" xmlns:w14="http://schemas.microsoft.com/office/word/2010/wordml" xmlns:w15="http://schemas.microsoft.com/office/word/2012/wordml" xmlns:w16cex="http://schemas.microsoft.com/office/word/2018/wordml/cex" xmlns:w16cid="http://schemas.microsoft.com/office/word/2016/wordml/cid" xmlns:w16="http://schemas.microsoft.com/office/word/2018/wordml" xmlns:w16du="http://schemas.microsoft.com/office/word/2023/wordml/word16du" xmlns:w16sdtdh="http://schemas.microsoft.com/office/word/2020/wordml/sdtdatahash" xmlns:w16sdtfl="http://schemas.microsoft.com/office/word/2024/wordml/sdtformatlock" xmlns:w16se="http://schemas.microsoft.com/office/word/2015/wordml/symex" xmlns:wpg="http://schemas.microsoft.com/office/word/2010/wordprocessingGroup" xmlns:wpi="http://schemas.microsoft.com/office/word/2010/wordprocessingInk" xmlns:wne="http://schemas.microsoft.com/office/word/2006/wordml" xmlns:wps="http://schemas.microsoft.com/office/word/2010/wordprocessingShape" mc:Ignorable="w14 w15 w16se w16cid w16 w16cex w16sdtdh w16sdtfl w16du wp14">
+<w:ftr xmlns:wpc="http://schemas.microsoft.com/office/word/2010/wordprocessingCanvas" xmlns:cx="http://schemas.microsoft.com/office/drawing/2014/chartex" xmlns:cx1="http://schemas.microsoft.com/office/drawing/2015/9/8/chartex" xmlns:cx2="http://schemas.microsoft.com/office/drawing/2015/10/21/chartex" xmlns:cx3="http://schemas.microsoft.com/office/drawing/2016/5/9/chartex" xmlns:cx4="http://schemas.microsoft.com/office/drawing/2016/5/10/chartex" xmlns:cx5="http://schemas.microsoft.com/office/drawing/2016/5/11/chartex" xmlns:cx6="http://schemas.microsoft.com/office/drawing/2016/5/12/chartex" xmlns:cx7="http://schemas.microsoft.com/office/drawing/2016/5/13/chartex" xmlns:cx8="http://schemas.microsoft.com/office/drawing/2016/5/14/chartex" xmlns:mc="http://schemas.openxmlformats.org/markup-compatibility/2006" xmlns:aink="http://schemas.microsoft.com/office/drawing/2016/ink" xmlns:am3d="http://schemas.microsoft.com/office/drawing/2017/model3d" xmlns:o="urn:schemas-microsoft-com:office:office" xmlns:oel="http://schemas.microsoft.com/office/2019/extlst" xmlns:r="http://schemas.openxmlformats.org/officeDocument/2006/relationships" xmlns:m="http://schemas.openxmlformats.org/officeDocument/2006/math" xmlns:v="urn:schemas-microsoft-com:vml" xmlns:wp14="http://schemas.microsoft.com/office/word/2010/wordprocessingDrawing" xmlns:wp="http://schemas.openxmlformats.org/drawingml/2006/wordprocessingDrawing" xmlns:w10="urn:schemas-microsoft-com:office:word" xmlns:w="http://schemas.openxmlformats.org/wordprocessingml/2006/main" xmlns:w14="http://schemas.microsoft.com/office/word/2010/wordml" xmlns:w15="http://schemas.microsoft.com/office/word/2012/wordml" xmlns:w16cei="http://schemas.microsoft.com/office/word/2026/wordml/cei" xmlns:w16cex="http://schemas.microsoft.com/office/word/2018/wordml/cex" xmlns:w16cid="http://schemas.microsoft.com/office/word/2016/wordml/cid" xmlns:w16="http://schemas.microsoft.com/office/word/2018/wordml" xmlns:w16du="http://schemas.microsoft.com/office/word/2023/wordml/word16du" xmlns:w16sdtdh="http://schemas.microsoft.com/office/word/2020/wordml/sdtdatahash" xmlns:w16sdtfl="http://schemas.microsoft.com/office/word/2024/wordml/sdtformatlock" xmlns:w16se="http://schemas.microsoft.com/office/word/2015/wordml/symex" xmlns:wpg="http://schemas.microsoft.com/office/word/2010/wordprocessingGroup" xmlns:wpi="http://schemas.microsoft.com/office/word/2010/wordprocessingInk" xmlns:wne="http://schemas.microsoft.com/office/word/2006/wordml" xmlns:wps="http://schemas.microsoft.com/office/word/2010/wordprocessingShape" mc:Ignorable="w14 w15 w16se w16cid w16 w16cex w16sdtdh w16sdtfl w16du wp14">
   <w:p>
     <w:pPr>
       <w:pStyle w:val="Footer"/>
@@ -9023,7 +9011,7 @@
 </file>
 
 <file path=word/footnotes.xml><?xml version="1.0" encoding="utf-8"?>
-<w:footnotes xmlns:wpc="http://schemas.microsoft.com/office/word/2010/wordprocessingCanvas" xmlns:cx="http://schemas.microsoft.com/office/drawing/2014/chartex" xmlns:cx1="http://schemas.microsoft.com/office/drawing/2015/9/8/chartex" xmlns:cx2="http://schemas.microsoft.com/office/drawing/2015/10/21/chartex" xmlns:cx3="http://schemas.microsoft.com/office/drawing/2016/5/9/chartex" xmlns:cx4="http://schemas.microsoft.com/office/drawing/2016/5/10/chartex" xmlns:cx5="http://schemas.microsoft.com/office/drawing/2016/5/11/chartex" xmlns:cx6="http://schemas.microsoft.com/office/drawing/2016/5/12/chartex" xmlns:cx7="http://schemas.microsoft.com/office/drawing/2016/5/13/chartex" xmlns:cx8="http://schemas.microsoft.com/office/drawing/2016/5/14/chartex" xmlns:mc="http://schemas.openxmlformats.org/markup-compatibility/2006" xmlns:aink="http://schemas.microsoft.com/office/drawing/2016/ink" xmlns:am3d="http://schemas.microsoft.com/office/drawing/2017/model3d" xmlns:o="urn:schemas-microsoft-com:office:office" xmlns:oel="http://schemas.microsoft.com/office/2019/extlst" xmlns:r="http://schemas.openxmlformats.org/officeDocument/2006/relationships" xmlns:m="http://schemas.openxmlformats.org/officeDocument/2006/math" xmlns:v="urn:schemas-microsoft-com:vml" xmlns:wp14="http://schemas.microsoft.com/office/word/2010/wordprocessingDrawing" xmlns:wp="http://schemas.openxmlformats.org/drawingml/2006/wordprocessingDrawing" xmlns:w10="urn:schemas-microsoft-com:office:word" xmlns:w="http://schemas.openxmlformats.org/wordprocessingml/2006/main" xmlns:w14="http://schemas.microsoft.com/office/word/2010/wordml" xmlns:w15="http://schemas.microsoft.com/office/word/2012/wordml" xmlns:w16cex="http://schemas.microsoft.com/office/word/2018/wordml/cex" xmlns:w16cid="http://schemas.microsoft.com/office/word/2016/wordml/cid" xmlns:w16="http://schemas.microsoft.com/office/word/2018/wordml" xmlns:w16du="http://schemas.microsoft.com/office/word/2023/wordml/word16du" xmlns:w16sdtdh="http://schemas.microsoft.com/office/word/2020/wordml/sdtdatahash" xmlns:w16sdtfl="http://schemas.microsoft.com/office/word/2024/wordml/sdtformatlock" xmlns:w16se="http://schemas.microsoft.com/office/word/2015/wordml/symex" xmlns:wpg="http://schemas.microsoft.com/office/word/2010/wordprocessingGroup" xmlns:wpi="http://schemas.microsoft.com/office/word/2010/wordprocessingInk" xmlns:wne="http://schemas.microsoft.com/office/word/2006/wordml" xmlns:wps="http://schemas.microsoft.com/office/word/2010/wordprocessingShape" mc:Ignorable="w14 w15 w16se w16cid w16 w16cex w16sdtdh w16sdtfl w16du wp14">
+<w:footnotes xmlns:wpc="http://schemas.microsoft.com/office/word/2010/wordprocessingCanvas" xmlns:cx="http://schemas.microsoft.com/office/drawing/2014/chartex" xmlns:cx1="http://schemas.microsoft.com/office/drawing/2015/9/8/chartex" xmlns:cx2="http://schemas.microsoft.com/office/drawing/2015/10/21/chartex" xmlns:cx3="http://schemas.microsoft.com/office/drawing/2016/5/9/chartex" xmlns:cx4="http://schemas.microsoft.com/office/drawing/2016/5/10/chartex" xmlns:cx5="http://schemas.microsoft.com/office/drawing/2016/5/11/chartex" xmlns:cx6="http://schemas.microsoft.com/office/drawing/2016/5/12/chartex" xmlns:cx7="http://schemas.microsoft.com/office/drawing/2016/5/13/chartex" xmlns:cx8="http://schemas.microsoft.com/office/drawing/2016/5/14/chartex" xmlns:mc="http://schemas.openxmlformats.org/markup-compatibility/2006" xmlns:aink="http://schemas.microsoft.com/office/drawing/2016/ink" xmlns:am3d="http://schemas.microsoft.com/office/drawing/2017/model3d" xmlns:o="urn:schemas-microsoft-com:office:office" xmlns:oel="http://schemas.microsoft.com/office/2019/extlst" xmlns:r="http://schemas.openxmlformats.org/officeDocument/2006/relationships" xmlns:m="http://schemas.openxmlformats.org/officeDocument/2006/math" xmlns:v="urn:schemas-microsoft-com:vml" xmlns:wp14="http://schemas.microsoft.com/office/word/2010/wordprocessingDrawing" xmlns:wp="http://schemas.openxmlformats.org/drawingml/2006/wordprocessingDrawing" xmlns:w10="urn:schemas-microsoft-com:office:word" xmlns:w="http://schemas.openxmlformats.org/wordprocessingml/2006/main" xmlns:w14="http://schemas.microsoft.com/office/word/2010/wordml" xmlns:w15="http://schemas.microsoft.com/office/word/2012/wordml" xmlns:w16cei="http://schemas.microsoft.com/office/word/2026/wordml/cei" xmlns:w16cex="http://schemas.microsoft.com/office/word/2018/wordml/cex" xmlns:w16cid="http://schemas.microsoft.com/office/word/2016/wordml/cid" xmlns:w16="http://schemas.microsoft.com/office/word/2018/wordml" xmlns:w16du="http://schemas.microsoft.com/office/word/2023/wordml/word16du" xmlns:w16sdtdh="http://schemas.microsoft.com/office/word/2020/wordml/sdtdatahash" xmlns:w16sdtfl="http://schemas.microsoft.com/office/word/2024/wordml/sdtformatlock" xmlns:w16se="http://schemas.microsoft.com/office/word/2015/wordml/symex" xmlns:wpg="http://schemas.microsoft.com/office/word/2010/wordprocessingGroup" xmlns:wpi="http://schemas.microsoft.com/office/word/2010/wordprocessingInk" xmlns:wne="http://schemas.microsoft.com/office/word/2006/wordml" xmlns:wps="http://schemas.microsoft.com/office/word/2010/wordprocessingShape" mc:Ignorable="w14 w15 w16se w16cid w16 w16cex w16sdtdh w16sdtfl w16du wp14">
   <w:footnote w:type="separator" w:id="-1">
     <w:p>
       <w:pPr>
@@ -9048,7 +9036,7 @@
 </file>
 
 <file path=word/header1.xml><?xml version="1.0" encoding="utf-8"?>
-<w:hdr xmlns:wpc="http://schemas.microsoft.com/office/word/2010/wordprocessingCanvas" xmlns:cx="http://schemas.microsoft.com/office/drawing/2014/chartex" xmlns:cx1="http://schemas.microsoft.com/office/drawing/2015/9/8/chartex" xmlns:cx2="http://schemas.microsoft.com/office/drawing/2015/10/21/chartex" xmlns:cx3="http://schemas.microsoft.com/office/drawing/2016/5/9/chartex" xmlns:cx4="http://schemas.microsoft.com/office/drawing/2016/5/10/chartex" xmlns:cx5="http://schemas.microsoft.com/office/drawing/2016/5/11/chartex" xmlns:cx6="http://schemas.microsoft.com/office/drawing/2016/5/12/chartex" xmlns:cx7="http://schemas.microsoft.com/office/drawing/2016/5/13/chartex" xmlns:cx8="http://schemas.microsoft.com/office/drawing/2016/5/14/chartex" xmlns:mc="http://schemas.openxmlformats.org/markup-compatibility/2006" xmlns:aink="http://schemas.microsoft.com/office/drawing/2016/ink" xmlns:am3d="http://schemas.microsoft.com/office/drawing/2017/model3d" xmlns:o="urn:schemas-microsoft-com:office:office" xmlns:oel="http://schemas.microsoft.com/office/2019/extlst" xmlns:r="http://schemas.openxmlformats.org/officeDocument/2006/relationships" xmlns:m="http://schemas.openxmlformats.org/officeDocument/2006/math" xmlns:v="urn:schemas-microsoft-com:vml" xmlns:wp14="http://schemas.microsoft.com/office/word/2010/wordprocessingDrawing" xmlns:wp="http://schemas.openxmlformats.org/drawingml/2006/wordprocessingDrawing" xmlns:w10="urn:schemas-microsoft-com:office:word" xmlns:w="http://schemas.openxmlformats.org/wordprocessingml/2006/main" xmlns:w14="http://schemas.microsoft.com/office/word/2010/wordml" xmlns:w15="http://schemas.microsoft.com/office/word/2012/wordml" xmlns:w16cex="http://schemas.microsoft.com/office/word/2018/wordml/cex" xmlns:w16cid="http://schemas.microsoft.com/office/word/2016/wordml/cid" xmlns:w16="http://schemas.microsoft.com/office/word/2018/wordml" xmlns:w16du="http://schemas.microsoft.com/office/word/2023/wordml/word16du" xmlns:w16sdtdh="http://schemas.microsoft.com/office/word/2020/wordml/sdtdatahash" xmlns:w16sdtfl="http://schemas.microsoft.com/office/word/2024/wordml/sdtformatlock" xmlns:w16se="http://schemas.microsoft.com/office/word/2015/wordml/symex" xmlns:wpg="http://schemas.microsoft.com/office/word/2010/wordprocessingGroup" xmlns:wpi="http://schemas.microsoft.com/office/word/2010/wordprocessingInk" xmlns:wne="http://schemas.microsoft.com/office/word/2006/wordml" xmlns:wps="http://schemas.microsoft.com/office/word/2010/wordprocessingShape" mc:Ignorable="w14 w15 w16se w16cid w16 w16cex w16sdtdh w16sdtfl w16du wp14">
+<w:hdr xmlns:wpc="http://schemas.microsoft.com/office/word/2010/wordprocessingCanvas" xmlns:cx="http://schemas.microsoft.com/office/drawing/2014/chartex" xmlns:cx1="http://schemas.microsoft.com/office/drawing/2015/9/8/chartex" xmlns:cx2="http://schemas.microsoft.com/office/drawing/2015/10/21/chartex" xmlns:cx3="http://schemas.microsoft.com/office/drawing/2016/5/9/chartex" xmlns:cx4="http://schemas.microsoft.com/office/drawing/2016/5/10/chartex" xmlns:cx5="http://schemas.microsoft.com/office/drawing/2016/5/11/chartex" xmlns:cx6="http://schemas.microsoft.com/office/drawing/2016/5/12/chartex" xmlns:cx7="http://schemas.microsoft.com/office/drawing/2016/5/13/chartex" xmlns:cx8="http://schemas.microsoft.com/office/drawing/2016/5/14/chartex" xmlns:mc="http://schemas.openxmlformats.org/markup-compatibility/2006" xmlns:aink="http://schemas.microsoft.com/office/drawing/2016/ink" xmlns:am3d="http://schemas.microsoft.com/office/drawing/2017/model3d" xmlns:o="urn:schemas-microsoft-com:office:office" xmlns:oel="http://schemas.microsoft.com/office/2019/extlst" xmlns:r="http://schemas.openxmlformats.org/officeDocument/2006/relationships" xmlns:m="http://schemas.openxmlformats.org/officeDocument/2006/math" xmlns:v="urn:schemas-microsoft-com:vml" xmlns:wp14="http://schemas.microsoft.com/office/word/2010/wordprocessingDrawing" xmlns:wp="http://schemas.openxmlformats.org/drawingml/2006/wordprocessingDrawing" xmlns:w10="urn:schemas-microsoft-com:office:word" xmlns:w="http://schemas.openxmlformats.org/wordprocessingml/2006/main" xmlns:w14="http://schemas.microsoft.com/office/word/2010/wordml" xmlns:w15="http://schemas.microsoft.com/office/word/2012/wordml" xmlns:w16cei="http://schemas.microsoft.com/office/word/2026/wordml/cei" xmlns:w16cex="http://schemas.microsoft.com/office/word/2018/wordml/cex" xmlns:w16cid="http://schemas.microsoft.com/office/word/2016/wordml/cid" xmlns:w16="http://schemas.microsoft.com/office/word/2018/wordml" xmlns:w16du="http://schemas.microsoft.com/office/word/2023/wordml/word16du" xmlns:w16sdtdh="http://schemas.microsoft.com/office/word/2020/wordml/sdtdatahash" xmlns:w16sdtfl="http://schemas.microsoft.com/office/word/2024/wordml/sdtformatlock" xmlns:w16se="http://schemas.microsoft.com/office/word/2015/wordml/symex" xmlns:wpg="http://schemas.microsoft.com/office/word/2010/wordprocessingGroup" xmlns:wpi="http://schemas.microsoft.com/office/word/2010/wordprocessingInk" xmlns:wne="http://schemas.microsoft.com/office/word/2006/wordml" xmlns:wps="http://schemas.microsoft.com/office/word/2010/wordprocessingShape" mc:Ignorable="w14 w15 w16se w16cid w16 w16cex w16sdtdh w16sdtfl w16du wp14">
   <w:p>
     <w:pPr>
       <w:pStyle w:val="Header"/>
@@ -9091,7 +9079,7 @@
 </file>
 
 <file path=word/header2.xml><?xml version="1.0" encoding="utf-8"?>
-<w:hdr xmlns:wpc="http://schemas.microsoft.com/office/word/2010/wordprocessingCanvas" xmlns:cx="http://schemas.microsoft.com/office/drawing/2014/chartex" xmlns:cx1="http://schemas.microsoft.com/office/drawing/2015/9/8/chartex" xmlns:cx2="http://schemas.microsoft.com/office/drawing/2015/10/21/chartex" xmlns:cx3="http://schemas.microsoft.com/office/drawing/2016/5/9/chartex" xmlns:cx4="http://schemas.microsoft.com/office/drawing/2016/5/10/chartex" xmlns:cx5="http://schemas.microsoft.com/office/drawing/2016/5/11/chartex" xmlns:cx6="http://schemas.microsoft.com/office/drawing/2016/5/12/chartex" xmlns:cx7="http://schemas.microsoft.com/office/drawing/2016/5/13/chartex" xmlns:cx8="http://schemas.microsoft.com/office/drawing/2016/5/14/chartex" xmlns:mc="http://schemas.openxmlformats.org/markup-compatibility/2006" xmlns:aink="http://schemas.microsoft.com/office/drawing/2016/ink" xmlns:am3d="http://schemas.microsoft.com/office/drawing/2017/model3d" xmlns:o="urn:schemas-microsoft-com:office:office" xmlns:oel="http://schemas.microsoft.com/office/2019/extlst" xmlns:r="http://schemas.openxmlformats.org/officeDocument/2006/relationships" xmlns:m="http://schemas.openxmlformats.org/officeDocument/2006/math" xmlns:v="urn:schemas-microsoft-com:vml" xmlns:wp14="http://schemas.microsoft.com/office/word/2010/wordprocessingDrawing" xmlns:wp="http://schemas.openxmlformats.org/drawingml/2006/wordprocessingDrawing" xmlns:w10="urn:schemas-microsoft-com:office:word" xmlns:w="http://schemas.openxmlformats.org/wordprocessingml/2006/main" xmlns:w14="http://schemas.microsoft.com/office/word/2010/wordml" xmlns:w15="http://schemas.microsoft.com/office/word/2012/wordml" xmlns:w16cex="http://schemas.microsoft.com/office/word/2018/wordml/cex" xmlns:w16cid="http://schemas.microsoft.com/office/word/2016/wordml/cid" xmlns:w16="http://schemas.microsoft.com/office/word/2018/wordml" xmlns:w16du="http://schemas.microsoft.com/office/word/2023/wordml/word16du" xmlns:w16sdtdh="http://schemas.microsoft.com/office/word/2020/wordml/sdtdatahash" xmlns:w16sdtfl="http://schemas.microsoft.com/office/word/2024/wordml/sdtformatlock" xmlns:w16se="http://schemas.microsoft.com/office/word/2015/wordml/symex" xmlns:wpg="http://schemas.microsoft.com/office/word/2010/wordprocessingGroup" xmlns:wpi="http://schemas.microsoft.com/office/word/2010/wordprocessingInk" xmlns:wne="http://schemas.microsoft.com/office/word/2006/wordml" xmlns:wps="http://schemas.microsoft.com/office/word/2010/wordprocessingShape" mc:Ignorable="w14 w15 w16se w16cid w16 w16cex w16sdtdh w16sdtfl w16du wp14">
+<w:hdr xmlns:wpc="http://schemas.microsoft.com/office/word/2010/wordprocessingCanvas" xmlns:cx="http://schemas.microsoft.com/office/drawing/2014/chartex" xmlns:cx1="http://schemas.microsoft.com/office/drawing/2015/9/8/chartex" xmlns:cx2="http://schemas.microsoft.com/office/drawing/2015/10/21/chartex" xmlns:cx3="http://schemas.microsoft.com/office/drawing/2016/5/9/chartex" xmlns:cx4="http://schemas.microsoft.com/office/drawing/2016/5/10/chartex" xmlns:cx5="http://schemas.microsoft.com/office/drawing/2016/5/11/chartex" xmlns:cx6="http://schemas.microsoft.com/office/drawing/2016/5/12/chartex" xmlns:cx7="http://schemas.microsoft.com/office/drawing/2016/5/13/chartex" xmlns:cx8="http://schemas.microsoft.com/office/drawing/2016/5/14/chartex" xmlns:mc="http://schemas.openxmlformats.org/markup-compatibility/2006" xmlns:aink="http://schemas.microsoft.com/office/drawing/2016/ink" xmlns:am3d="http://schemas.microsoft.com/office/drawing/2017/model3d" xmlns:o="urn:schemas-microsoft-com:office:office" xmlns:oel="http://schemas.microsoft.com/office/2019/extlst" xmlns:r="http://schemas.openxmlformats.org/officeDocument/2006/relationships" xmlns:m="http://schemas.openxmlformats.org/officeDocument/2006/math" xmlns:v="urn:schemas-microsoft-com:vml" xmlns:wp14="http://schemas.microsoft.com/office/word/2010/wordprocessingDrawing" xmlns:wp="http://schemas.openxmlformats.org/drawingml/2006/wordprocessingDrawing" xmlns:w10="urn:schemas-microsoft-com:office:word" xmlns:w="http://schemas.openxmlformats.org/wordprocessingml/2006/main" xmlns:w14="http://schemas.microsoft.com/office/word/2010/wordml" xmlns:w15="http://schemas.microsoft.com/office/word/2012/wordml" xmlns:w16cei="http://schemas.microsoft.com/office/word/2026/wordml/cei" xmlns:w16cex="http://schemas.microsoft.com/office/word/2018/wordml/cex" xmlns:w16cid="http://schemas.microsoft.com/office/word/2016/wordml/cid" xmlns:w16="http://schemas.microsoft.com/office/word/2018/wordml" xmlns:w16du="http://schemas.microsoft.com/office/word/2023/wordml/word16du" xmlns:w16sdtdh="http://schemas.microsoft.com/office/word/2020/wordml/sdtdatahash" xmlns:w16sdtfl="http://schemas.microsoft.com/office/word/2024/wordml/sdtformatlock" xmlns:w16se="http://schemas.microsoft.com/office/word/2015/wordml/symex" xmlns:wpg="http://schemas.microsoft.com/office/word/2010/wordprocessingGroup" xmlns:wpi="http://schemas.microsoft.com/office/word/2010/wordprocessingInk" xmlns:wne="http://schemas.microsoft.com/office/word/2006/wordml" xmlns:wps="http://schemas.microsoft.com/office/word/2010/wordprocessingShape" mc:Ignorable="w14 w15 w16se w16cid w16 w16cex w16sdtdh w16sdtfl w16du wp14">
   <w:p>
     <w:pPr>
       <w:pStyle w:val="Header"/>
@@ -9235,7 +9223,7 @@
 </file>
 
 <file path=word/header3.xml><?xml version="1.0" encoding="utf-8"?>
-<w:hdr xmlns:wpc="http://schemas.microsoft.com/office/word/2010/wordprocessingCanvas" xmlns:cx="http://schemas.microsoft.com/office/drawing/2014/chartex" xmlns:cx1="http://schemas.microsoft.com/office/drawing/2015/9/8/chartex" xmlns:cx2="http://schemas.microsoft.com/office/drawing/2015/10/21/chartex" xmlns:cx3="http://schemas.microsoft.com/office/drawing/2016/5/9/chartex" xmlns:cx4="http://schemas.microsoft.com/office/drawing/2016/5/10/chartex" xmlns:cx5="http://schemas.microsoft.com/office/drawing/2016/5/11/chartex" xmlns:cx6="http://schemas.microsoft.com/office/drawing/2016/5/12/chartex" xmlns:cx7="http://schemas.microsoft.com/office/drawing/2016/5/13/chartex" xmlns:cx8="http://schemas.microsoft.com/office/drawing/2016/5/14/chartex" xmlns:mc="http://schemas.openxmlformats.org/markup-compatibility/2006" xmlns:aink="http://schemas.microsoft.com/office/drawing/2016/ink" xmlns:am3d="http://schemas.microsoft.com/office/drawing/2017/model3d" xmlns:o="urn:schemas-microsoft-com:office:office" xmlns:oel="http://schemas.microsoft.com/office/2019/extlst" xmlns:r="http://schemas.openxmlformats.org/officeDocument/2006/relationships" xmlns:m="http://schemas.openxmlformats.org/officeDocument/2006/math" xmlns:v="urn:schemas-microsoft-com:vml" xmlns:wp14="http://schemas.microsoft.com/office/word/2010/wordprocessingDrawing" xmlns:wp="http://schemas.openxmlformats.org/drawingml/2006/wordprocessingDrawing" xmlns:w10="urn:schemas-microsoft-com:office:word" xmlns:w="http://schemas.openxmlformats.org/wordprocessingml/2006/main" xmlns:w14="http://schemas.microsoft.com/office/word/2010/wordml" xmlns:w15="http://schemas.microsoft.com/office/word/2012/wordml" xmlns:w16cex="http://schemas.microsoft.com/office/word/2018/wordml/cex" xmlns:w16cid="http://schemas.microsoft.com/office/word/2016/wordml/cid" xmlns:w16="http://schemas.microsoft.com/office/word/2018/wordml" xmlns:w16du="http://schemas.microsoft.com/office/word/2023/wordml/word16du" xmlns:w16sdtdh="http://schemas.microsoft.com/office/word/2020/wordml/sdtdatahash" xmlns:w16sdtfl="http://schemas.microsoft.com/office/word/2024/wordml/sdtformatlock" xmlns:w16se="http://schemas.microsoft.com/office/word/2015/wordml/symex" xmlns:wpg="http://schemas.microsoft.com/office/word/2010/wordprocessingGroup" xmlns:wpi="http://schemas.microsoft.com/office/word/2010/wordprocessingInk" xmlns:wne="http://schemas.microsoft.com/office/word/2006/wordml" xmlns:wps="http://schemas.microsoft.com/office/word/2010/wordprocessingShape" mc:Ignorable="w14 w15 w16se w16cid w16 w16cex w16sdtdh w16sdtfl w16du wp14">
+<w:hdr xmlns:wpc="http://schemas.microsoft.com/office/word/2010/wordprocessingCanvas" xmlns:cx="http://schemas.microsoft.com/office/drawing/2014/chartex" xmlns:cx1="http://schemas.microsoft.com/office/drawing/2015/9/8/chartex" xmlns:cx2="http://schemas.microsoft.com/office/drawing/2015/10/21/chartex" xmlns:cx3="http://schemas.microsoft.com/office/drawing/2016/5/9/chartex" xmlns:cx4="http://schemas.microsoft.com/office/drawing/2016/5/10/chartex" xmlns:cx5="http://schemas.microsoft.com/office/drawing/2016/5/11/chartex" xmlns:cx6="http://schemas.microsoft.com/office/drawing/2016/5/12/chartex" xmlns:cx7="http://schemas.microsoft.com/office/drawing/2016/5/13/chartex" xmlns:cx8="http://schemas.microsoft.com/office/drawing/2016/5/14/chartex" xmlns:mc="http://schemas.openxmlformats.org/markup-compatibility/2006" xmlns:aink="http://schemas.microsoft.com/office/drawing/2016/ink" xmlns:am3d="http://schemas.microsoft.com/office/drawing/2017/model3d" xmlns:o="urn:schemas-microsoft-com:office:office" xmlns:oel="http://schemas.microsoft.com/office/2019/extlst" xmlns:r="http://schemas.openxmlformats.org/officeDocument/2006/relationships" xmlns:m="http://schemas.openxmlformats.org/officeDocument/2006/math" xmlns:v="urn:schemas-microsoft-com:vml" xmlns:wp14="http://schemas.microsoft.com/office/word/2010/wordprocessingDrawing" xmlns:wp="http://schemas.openxmlformats.org/drawingml/2006/wordprocessingDrawing" xmlns:w10="urn:schemas-microsoft-com:office:word" xmlns:w="http://schemas.openxmlformats.org/wordprocessingml/2006/main" xmlns:w14="http://schemas.microsoft.com/office/word/2010/wordml" xmlns:w15="http://schemas.microsoft.com/office/word/2012/wordml" xmlns:w16cei="http://schemas.microsoft.com/office/word/2026/wordml/cei" xmlns:w16cex="http://schemas.microsoft.com/office/word/2018/wordml/cex" xmlns:w16cid="http://schemas.microsoft.com/office/word/2016/wordml/cid" xmlns:w16="http://schemas.microsoft.com/office/word/2018/wordml" xmlns:w16du="http://schemas.microsoft.com/office/word/2023/wordml/word16du" xmlns:w16sdtdh="http://schemas.microsoft.com/office/word/2020/wordml/sdtdatahash" xmlns:w16sdtfl="http://schemas.microsoft.com/office/word/2024/wordml/sdtformatlock" xmlns:w16se="http://schemas.microsoft.com/office/word/2015/wordml/symex" xmlns:wpg="http://schemas.microsoft.com/office/word/2010/wordprocessingGroup" xmlns:wpi="http://schemas.microsoft.com/office/word/2010/wordprocessingInk" xmlns:wne="http://schemas.microsoft.com/office/word/2006/wordml" xmlns:wps="http://schemas.microsoft.com/office/word/2010/wordprocessingShape" mc:Ignorable="w14 w15 w16se w16cid w16 w16cex w16sdtdh w16sdtfl w16du wp14">
   <w:p>
     <w:pPr>
       <w:pStyle w:val="Header"/>
@@ -9278,7 +9266,7 @@
 </file>
 
 <file path=word/numbering.xml><?xml version="1.0" encoding="utf-8"?>
-<w:numbering xmlns:wpc="http://schemas.microsoft.com/office/word/2010/wordprocessingCanvas" xmlns:cx="http://schemas.microsoft.com/office/drawing/2014/chartex" xmlns:cx1="http://schemas.microsoft.com/office/drawing/2015/9/8/chartex" xmlns:cx2="http://schemas.microsoft.com/office/drawing/2015/10/21/chartex" xmlns:cx3="http://schemas.microsoft.com/office/drawing/2016/5/9/chartex" xmlns:cx4="http://schemas.microsoft.com/office/drawing/2016/5/10/chartex" xmlns:cx5="http://schemas.microsoft.com/office/drawing/2016/5/11/chartex" xmlns:cx6="http://schemas.microsoft.com/office/drawing/2016/5/12/chartex" xmlns:cx7="http://schemas.microsoft.com/office/drawing/2016/5/13/chartex" xmlns:cx8="http://schemas.microsoft.com/office/drawing/2016/5/14/chartex" xmlns:mc="http://schemas.openxmlformats.org/markup-compatibility/2006" xmlns:aink="http://schemas.microsoft.com/office/drawing/2016/ink" xmlns:am3d="http://schemas.microsoft.com/office/drawing/2017/model3d" xmlns:o="urn:schemas-microsoft-com:office:office" xmlns:oel="http://schemas.microsoft.com/office/2019/extlst" xmlns:r="http://schemas.openxmlformats.org/officeDocument/2006/relationships" xmlns:m="http://schemas.openxmlformats.org/officeDocument/2006/math" xmlns:v="urn:schemas-microsoft-com:vml" xmlns:wp14="http://schemas.microsoft.com/office/word/2010/wordprocessingDrawing" xmlns:wp="http://schemas.openxmlformats.org/drawingml/2006/wordprocessingDrawing" xmlns:w10="urn:schemas-microsoft-com:office:word" xmlns:w="http://schemas.openxmlformats.org/wordprocessingml/2006/main" xmlns:w14="http://schemas.microsoft.com/office/word/2010/wordml" xmlns:w15="http://schemas.microsoft.com/office/word/2012/wordml" xmlns:w16cex="http://schemas.microsoft.com/office/word/2018/wordml/cex" xmlns:w16cid="http://schemas.microsoft.com/office/word/2016/wordml/cid" xmlns:w16="http://schemas.microsoft.com/office/word/2018/wordml" xmlns:w16du="http://schemas.microsoft.com/office/word/2023/wordml/word16du" xmlns:w16sdtdh="http://schemas.microsoft.com/office/word/2020/wordml/sdtdatahash" xmlns:w16sdtfl="http://schemas.microsoft.com/office/word/2024/wordml/sdtformatlock" xmlns:w16se="http://schemas.microsoft.com/office/word/2015/wordml/symex" xmlns:wpg="http://schemas.microsoft.com/office/word/2010/wordprocessingGroup" xmlns:wpi="http://schemas.microsoft.com/office/word/2010/wordprocessingInk" xmlns:wne="http://schemas.microsoft.com/office/word/2006/wordml" xmlns:wps="http://schemas.microsoft.com/office/word/2010/wordprocessingShape" mc:Ignorable="w14 w15 w16se w16cid w16 w16cex w16sdtdh w16sdtfl w16du wp14">
+<w:numbering xmlns:wpc="http://schemas.microsoft.com/office/word/2010/wordprocessingCanvas" xmlns:cx="http://schemas.microsoft.com/office/drawing/2014/chartex" xmlns:cx1="http://schemas.microsoft.com/office/drawing/2015/9/8/chartex" xmlns:cx2="http://schemas.microsoft.com/office/drawing/2015/10/21/chartex" xmlns:cx3="http://schemas.microsoft.com/office/drawing/2016/5/9/chartex" xmlns:cx4="http://schemas.microsoft.com/office/drawing/2016/5/10/chartex" xmlns:cx5="http://schemas.microsoft.com/office/drawing/2016/5/11/chartex" xmlns:cx6="http://schemas.microsoft.com/office/drawing/2016/5/12/chartex" xmlns:cx7="http://schemas.microsoft.com/office/drawing/2016/5/13/chartex" xmlns:cx8="http://schemas.microsoft.com/office/drawing/2016/5/14/chartex" xmlns:mc="http://schemas.openxmlformats.org/markup-compatibility/2006" xmlns:aink="http://schemas.microsoft.com/office/drawing/2016/ink" xmlns:am3d="http://schemas.microsoft.com/office/drawing/2017/model3d" xmlns:o="urn:schemas-microsoft-com:office:office" xmlns:oel="http://schemas.microsoft.com/office/2019/extlst" xmlns:r="http://schemas.openxmlformats.org/officeDocument/2006/relationships" xmlns:m="http://schemas.openxmlformats.org/officeDocument/2006/math" xmlns:v="urn:schemas-microsoft-com:vml" xmlns:wp14="http://schemas.microsoft.com/office/word/2010/wordprocessingDrawing" xmlns:wp="http://schemas.openxmlformats.org/drawingml/2006/wordprocessingDrawing" xmlns:w10="urn:schemas-microsoft-com:office:word" xmlns:w="http://schemas.openxmlformats.org/wordprocessingml/2006/main" xmlns:w14="http://schemas.microsoft.com/office/word/2010/wordml" xmlns:w15="http://schemas.microsoft.com/office/word/2012/wordml" xmlns:w16cei="http://schemas.microsoft.com/office/word/2026/wordml/cei" xmlns:w16cex="http://schemas.microsoft.com/office/word/2018/wordml/cex" xmlns:w16cid="http://schemas.microsoft.com/office/word/2016/wordml/cid" xmlns:w16="http://schemas.microsoft.com/office/word/2018/wordml" xmlns:w16du="http://schemas.microsoft.com/office/word/2023/wordml/word16du" xmlns:w16sdtdh="http://schemas.microsoft.com/office/word/2020/wordml/sdtdatahash" xmlns:w16sdtfl="http://schemas.microsoft.com/office/word/2024/wordml/sdtformatlock" xmlns:w16se="http://schemas.microsoft.com/office/word/2015/wordml/symex" xmlns:wpg="http://schemas.microsoft.com/office/word/2010/wordprocessingGroup" xmlns:wpi="http://schemas.microsoft.com/office/word/2010/wordprocessingInk" xmlns:wne="http://schemas.microsoft.com/office/word/2006/wordml" xmlns:wps="http://schemas.microsoft.com/office/word/2010/wordprocessingShape" mc:Ignorable="w14 w15 w16se w16cid w16 w16cex w16sdtdh w16sdtfl w16du wp14">
   <w:abstractNum w:abstractNumId="0" w15:restartNumberingAfterBreak="0">
     <w:nsid w:val="00E04990"/>
     <w:multiLevelType w:val="hybridMultilevel"/>
